--- a/book/word/Ch31 - Mr Big.docx
+++ b/book/word/Ch31 - Mr Big.docx
@@ -2,13 +2,13 @@
 <file path=word/document.xml><?xml version="1.0" encoding="utf-8"?>
 <w:document xmlns:w="http://schemas.openxmlformats.org/wordprocessingml/2006/main" xmlns:m="http://schemas.openxmlformats.org/officeDocument/2006/math" xmlns:r="http://schemas.openxmlformats.org/officeDocument/2006/relationships" xmlns:o="urn:schemas-microsoft-com:office:office" xmlns:v="urn:schemas-microsoft-com:vml" xmlns:w10="urn:schemas-microsoft-com:office:word" xmlns:a="http://schemas.openxmlformats.org/drawingml/2006/main" xmlns:pic="http://schemas.openxmlformats.org/drawingml/2006/picture" xmlns:wp="http://schemas.openxmlformats.org/drawingml/2006/wordprocessingDrawing">
   <w:body>
-    <w:bookmarkStart w:id="26" w:name="chapter-31-mr.-big"/>
+    <w:bookmarkStart w:id="26" w:name="chapter-31---mr.-big"/>
     <w:p>
       <w:pPr>
         <w:pStyle w:val="Heading1"/>
       </w:pPr>
       <w:r>
-        <w:t xml:space="preserve">Chapter 31 — Mr. Big</w:t>
+        <w:t xml:space="preserve">Chapter 31 - Mr. Big</w:t>
       </w:r>
     </w:p>
     <w:p>
@@ -120,7 +120,7 @@
         <w:t xml:space="preserve"> </w:t>
       </w:r>
       <w:r>
-        <w:t xml:space="preserve">helping he had run to his car and driven home to get his wife — leaving one</w:t>
+        <w:t xml:space="preserve">helping he had run to his car and driven home to get his wife, leaving one</w:t>
       </w:r>
       <w:r>
         <w:t xml:space="preserve"> </w:t>
@@ -202,7 +202,7 @@
         <w:pStyle w:val="BodyText"/>
       </w:pPr>
       <w:r>
-        <w:t xml:space="preserve">What they did next made Canadian legal history — twice. Once when it worked,</w:t>
+        <w:t xml:space="preserve">What they did next made Canadian legal history, twice. Once when it worked,</w:t>
       </w:r>
       <w:r>
         <w:t xml:space="preserve"> </w:t>
@@ -273,7 +273,7 @@
         <w:t xml:space="preserve"> </w:t>
       </w:r>
       <w:r>
-        <w:t xml:space="preserve">suspect, befriend him, employ him, enrich him — and then arrange a job</w:t>
+        <w:t xml:space="preserve">suspect, befriend him, employ him, enrich him, and then arrange a job</w:t>
       </w:r>
       <w:r>
         <w:t xml:space="preserve"> </w:t>
@@ -323,7 +323,7 @@
         <w:t xml:space="preserve"> </w:t>
       </w:r>
       <w:r>
-        <w:t xml:space="preserve">profoundly isolated — he rarely left home, and when he did, his wife came</w:t>
+        <w:t xml:space="preserve">profoundly isolated; he rarely left home, and when he did, his wife came</w:t>
       </w:r>
       <w:r>
         <w:t xml:space="preserve"> </w:t>
@@ -337,7 +337,7 @@
         <w:pStyle w:val="BodyText"/>
       </w:pPr>
       <w:r>
-        <w:t xml:space="preserve">In February 2005, a stranger — an undercover officer the judgment calls</w:t>
+        <w:t xml:space="preserve">In February 2005, a stranger, an undercover officer the judgment calls</w:t>
       </w:r>
       <w:r>
         <w:t xml:space="preserve"> </w:t>
@@ -346,7 +346,7 @@
         <w:t xml:space="preserve">“</w:t>
       </w:r>
       <w:r>
-        <w:t xml:space="preserve">Jim</w:t>
+        <w:t xml:space="preserve">Jim,</w:t>
       </w:r>
       <w:r>
         <w:t xml:space="preserve">”</w:t>
@@ -355,7 +355,7 @@
         <w:t xml:space="preserve"> </w:t>
       </w:r>
       <w:r>
-        <w:t xml:space="preserve">— approached Hart outside a convenience store and asked for help finding his</w:t>
+        <w:t xml:space="preserve">approached Hart outside a convenience store and asked for help finding his</w:t>
       </w:r>
       <w:r>
         <w:t xml:space="preserve"> </w:t>
@@ -426,7 +426,7 @@
         <w:t xml:space="preserve"> </w:t>
       </w:r>
       <w:r>
-        <w:t xml:space="preserve">hotels, and ate in some of the country’s finest restaurants — one officer had</w:t>
+        <w:t xml:space="preserve">hotels, and ate in some of the country’s finest restaurants; one officer had</w:t>
       </w:r>
       <w:r>
         <w:t xml:space="preserve"> </w:t>
@@ -478,7 +478,7 @@
         <w:pStyle w:val="BodyText"/>
       </w:pPr>
       <w:r>
-        <w:t xml:space="preserve">The organization preached trust, honesty, loyalty — and salted the sermons</w:t>
+        <w:t xml:space="preserve">The organization preached trust, honesty, loyalty, and salted the sermons</w:t>
       </w:r>
       <w:r>
         <w:t xml:space="preserve"> </w:t>
@@ -568,7 +568,7 @@
         <w:pStyle w:val="FirstParagraph"/>
       </w:pPr>
       <w:r>
-        <w:t xml:space="preserve">On June 9, 2005, Nelson Hart finally met Mr. Big. He began by thanking him —</w:t>
+        <w:t xml:space="preserve">On June 9, 2005, Nelson Hart finally met Mr. Big. He began by thanking him;</w:t>
       </w:r>
       <w:r>
         <w:t xml:space="preserve"> </w:t>
@@ -666,13 +666,13 @@
         <w:t xml:space="preserve"> </w:t>
       </w:r>
       <w:r>
-        <w:t xml:space="preserve">and had him walk it through. Jim knelt on the dock, and Hart demonstrated —</w:t>
-      </w:r>
-      <w:r>
-        <w:t xml:space="preserve"> </w:t>
-      </w:r>
-      <w:r>
-        <w:t xml:space="preserve">nudging Jim with his knee — how he had pushed his daughters into the lake.</w:t>
+        <w:t xml:space="preserve">and had him walk it through. Jim knelt on the dock, and Hart demonstrated,</w:t>
+      </w:r>
+      <w:r>
+        <w:t xml:space="preserve"> </w:t>
+      </w:r>
+      <w:r>
+        <w:t xml:space="preserve">nudging Jim with his knee, how he had pushed his daughters into the lake.</w:t>
       </w:r>
     </w:p>
     <w:p>
@@ -686,7 +686,7 @@
         <w:t xml:space="preserve"> </w:t>
       </w:r>
       <w:r>
-        <w:t xml:space="preserve">murder. Allowed one phone call from the station, he used it to call for help —</w:t>
+        <w:t xml:space="preserve">murder. Allowed one phone call from the station, he used it to call for help;</w:t>
       </w:r>
       <w:r>
         <w:t xml:space="preserve"> </w:t>
@@ -722,7 +722,7 @@
         <w:t xml:space="preserve"> </w:t>
       </w:r>
       <w:r>
-        <w:t xml:space="preserve">trial — and rebuilt the law around it.</w:t>
+        <w:t xml:space="preserve">trial, and rebuilt the law around it.</w:t>
       </w:r>
     </w:p>
     <w:p>
@@ -760,7 +760,7 @@
         <w:t xml:space="preserve"> </w:t>
       </w:r>
       <w:r>
-        <w:t xml:space="preserve">that price, the Court held, may be worth exactly what was paid for it — and</w:t>
+        <w:t xml:space="preserve">that price, the Court held, may be worth exactly what was paid for it; and</w:t>
       </w:r>
       <w:r>
         <w:t xml:space="preserve"> </w:t>
@@ -799,7 +799,7 @@
         <w:t xml:space="preserve"> </w:t>
       </w:r>
       <w:r>
-        <w:t xml:space="preserve">probative value outweighs its prejudicial effect — with reliability measured</w:t>
+        <w:t xml:space="preserve">probative value outweighs its prejudicial effect, with reliability measured</w:t>
       </w:r>
       <w:r>
         <w:t xml:space="preserve"> </w:t>
@@ -843,7 +843,7 @@
         <w:t xml:space="preserve"> </w:t>
       </w:r>
       <w:r>
-        <w:t xml:space="preserve">born of powerful inducements, contradicted in parts, and — unlike the</w:t>
+        <w:t xml:space="preserve">born of powerful inducements, contradicted in parts, and, unlike the</w:t>
       </w:r>
       <w:r>
         <w:t xml:space="preserve"> </w:t>
@@ -871,7 +871,7 @@
         <w:t xml:space="preserve"> </w:t>
       </w:r>
       <w:r>
-        <w:t xml:space="preserve">led the fake gangsters to the real remains — they were confirmed by nothing.</w:t>
+        <w:t xml:space="preserve">led the fake gangsters to the real remains, they were confirmed by nothing.</w:t>
       </w:r>
       <w:r>
         <w:t xml:space="preserve"> </w:t>
@@ -923,7 +923,7 @@
         <w:pStyle w:val="Heading2"/>
       </w:pPr>
       <w:r>
-        <w:t xml:space="preserve">How’d he get caught? — and the harder question</w:t>
+        <w:t xml:space="preserve">How’d he get caught? And the harder question</w:t>
       </w:r>
     </w:p>
     <w:p>
@@ -962,10 +962,7 @@
         <w:t xml:space="preserve">true</w:t>
       </w:r>
       <w:r>
-        <w:t xml:space="preserve"> </w:t>
-      </w:r>
-      <w:r>
-        <w:t xml:space="preserve">— or whether a poor, isolated, epileptic man said the</w:t>
+        <w:t xml:space="preserve">, or whether a poor, isolated, epileptic man said the</w:t>
       </w:r>
       <w:r>
         <w:t xml:space="preserve"> </w:t>
@@ -1023,7 +1020,7 @@
         <w:t xml:space="preserve"> </w:t>
       </w:r>
       <w:r>
-        <w:t xml:space="preserve">the state manufactures the world in which the confession happens — and it is</w:t>
+        <w:t xml:space="preserve">the state manufactures the world in which the confession happens, and it is</w:t>
       </w:r>
       <w:r>
         <w:t xml:space="preserve"> </w:t>
